--- a/zht/docx/176.content.docx
+++ b/zht/docx/176.content.docx
@@ -435,18 +435,12 @@
           <w:lang w:val="zh_TW" w:bidi="zh_TW"/>
         </w:rPr>
       </w:r>
-      <w:hyperlink r:id="rId13">
-        <w:r>
-          <w:rPr>
-            <w:lang w:val="zh_TW" w:bidi="zh_TW"/>
-          </w:rPr>
-          <w:rPr>
-            <w:color w:val="0000EE"/>
-            <w:u w:val="single"/>
-          </w:rPr>
-          <w:t>哥林多後書2:13</w:t>
-        </w:r>
-      </w:hyperlink>
+      <w:r>
+        <w:rPr>
+          <w:lang w:val="zh_TW" w:bidi="zh_TW"/>
+        </w:rPr>
+        <w:t>哥林多後書2:13</w:t>
+      </w:r>
     </w:p>
     <w:p>
       <w:pPr>
@@ -459,18 +453,12 @@
           <w:lang w:val="zh_TW" w:bidi="zh_TW"/>
         </w:rPr>
       </w:r>
-      <w:hyperlink r:id="rId14">
-        <w:r>
-          <w:rPr>
-            <w:lang w:val="zh_TW" w:bidi="zh_TW"/>
-          </w:rPr>
-          <w:rPr>
-            <w:color w:val="0000EE"/>
-            <w:u w:val="single"/>
-          </w:rPr>
-          <w:t>提摩太後書4:11–13</w:t>
-        </w:r>
-      </w:hyperlink>
+      <w:r>
+        <w:rPr>
+          <w:lang w:val="zh_TW" w:bidi="zh_TW"/>
+        </w:rPr>
+        <w:t>提摩太後書4:11–13</w:t>
+      </w:r>
     </w:p>
     <w:p>
       <w:pPr>
@@ -483,18 +471,12 @@
           <w:lang w:val="zh_TW" w:bidi="zh_TW"/>
         </w:rPr>
       </w:r>
-      <w:hyperlink r:id="rId15">
-        <w:r>
-          <w:rPr>
-            <w:lang w:val="zh_TW" w:bidi="zh_TW"/>
-          </w:rPr>
-          <w:rPr>
-            <w:color w:val="0000EE"/>
-            <w:u w:val="single"/>
-          </w:rPr>
-          <w:t>使徒行傳16:8</w:t>
-        </w:r>
-      </w:hyperlink>
+      <w:r>
+        <w:rPr>
+          <w:lang w:val="zh_TW" w:bidi="zh_TW"/>
+        </w:rPr>
+        <w:t>使徒行傳16:8</w:t>
+      </w:r>
     </w:p>
     <w:p>
       <w:pPr>
@@ -507,18 +489,12 @@
           <w:lang w:val="zh_TW" w:bidi="zh_TW"/>
         </w:rPr>
       </w:r>
-      <w:hyperlink r:id="rId16">
-        <w:r>
-          <w:rPr>
-            <w:lang w:val="zh_TW" w:bidi="zh_TW"/>
-          </w:rPr>
-          <w:rPr>
-            <w:color w:val="0000EE"/>
-            <w:u w:val="single"/>
-          </w:rPr>
-          <w:t>使徒行傳20:5</w:t>
-        </w:r>
-      </w:hyperlink>
+      <w:r>
+        <w:rPr>
+          <w:lang w:val="zh_TW" w:bidi="zh_TW"/>
+        </w:rPr>
+        <w:t>使徒行傳20:5</w:t>
+      </w:r>
     </w:p>
     <w:p>
       <w:pPr>

--- a/zht/docx/176.content.docx
+++ b/zht/docx/176.content.docx
@@ -362,19 +362,7 @@
         <w:rPr>
           <w:lang w:val="zh_TW" w:bidi="zh_TW"/>
         </w:rPr>
-        <w:t>、</w:t>
-      </w:r>
-      <w:r>
-        <w:rPr>
-          <w:lang w:val="zh_TW" w:bidi="zh_TW"/>
-        </w:rPr>
-        <w:t>復活</w:t>
-      </w:r>
-      <w:r>
-        <w:rPr>
-          <w:lang w:val="zh_TW" w:bidi="zh_TW"/>
-        </w:rPr>
-        <w:t>、</w:t>
+        <w:t>、復活、</w:t>
       </w:r>
       <w:r>
         <w:rPr>
